--- a/Lab_3/ПМД_КН-2327Б_Багрій-Белз_ЛР-3.docx
+++ b/Lab_3/ПМД_КН-2327Б_Багрій-Белз_ЛР-3.docx
@@ -147,462 +147,6 @@
           <w:b w:val="0"/>
           <w:sz w:val="19"/>
         </w:rPr>
-        <w:t>import 'package:flutter/material.dart';</w:t>
-      </w:r>
-    </w:p>
-    <w:p>
-      <w:pPr>
-        <w:spacing w:line="190" w:lineRule="exact" w:after="0"/>
-        <w:jc w:val="left"/>
-      </w:pPr>
-    </w:p>
-    <w:p>
-      <w:pPr>
-        <w:spacing w:line="190" w:lineRule="exact" w:after="0"/>
-        <w:jc w:val="left"/>
-      </w:pPr>
-      <w:r>
-        <w:rPr>
-          <w:rFonts w:ascii="Cascadia Mono" w:hAnsi="Cascadia Mono" w:cs="Cascadia Mono"/>
-          <w:b w:val="0"/>
-          <w:sz w:val="19"/>
-        </w:rPr>
-        <w:t>void main() {</w:t>
-      </w:r>
-    </w:p>
-    <w:p>
-      <w:pPr>
-        <w:spacing w:line="190" w:lineRule="exact" w:after="0"/>
-        <w:jc w:val="left"/>
-      </w:pPr>
-      <w:r>
-        <w:rPr>
-          <w:rFonts w:ascii="Cascadia Mono" w:hAnsi="Cascadia Mono" w:cs="Cascadia Mono"/>
-          <w:b w:val="0"/>
-          <w:sz w:val="19"/>
-        </w:rPr>
-        <w:t xml:space="preserve">  runApp(const MyApp());</w:t>
-      </w:r>
-    </w:p>
-    <w:p>
-      <w:pPr>
-        <w:spacing w:line="190" w:lineRule="exact" w:after="0"/>
-        <w:jc w:val="left"/>
-      </w:pPr>
-      <w:r>
-        <w:rPr>
-          <w:rFonts w:ascii="Cascadia Mono" w:hAnsi="Cascadia Mono" w:cs="Cascadia Mono"/>
-          <w:b w:val="0"/>
-          <w:sz w:val="19"/>
-        </w:rPr>
-        <w:t>}</w:t>
-      </w:r>
-    </w:p>
-    <w:p>
-      <w:pPr>
-        <w:spacing w:line="190" w:lineRule="exact" w:after="0"/>
-        <w:jc w:val="left"/>
-      </w:pPr>
-    </w:p>
-    <w:p>
-      <w:pPr>
-        <w:spacing w:line="190" w:lineRule="exact" w:after="0"/>
-        <w:jc w:val="left"/>
-      </w:pPr>
-      <w:r>
-        <w:rPr>
-          <w:rFonts w:ascii="Cascadia Mono" w:hAnsi="Cascadia Mono" w:cs="Cascadia Mono"/>
-          <w:b w:val="0"/>
-          <w:sz w:val="19"/>
-        </w:rPr>
-        <w:t>class MyApp extends StatelessWidget {</w:t>
-      </w:r>
-    </w:p>
-    <w:p>
-      <w:pPr>
-        <w:spacing w:line="190" w:lineRule="exact" w:after="0"/>
-        <w:jc w:val="left"/>
-      </w:pPr>
-      <w:r>
-        <w:rPr>
-          <w:rFonts w:ascii="Cascadia Mono" w:hAnsi="Cascadia Mono" w:cs="Cascadia Mono"/>
-          <w:b w:val="0"/>
-          <w:sz w:val="19"/>
-        </w:rPr>
-        <w:t xml:space="preserve">  const MyApp({super.key});</w:t>
-      </w:r>
-    </w:p>
-    <w:p>
-      <w:pPr>
-        <w:spacing w:line="190" w:lineRule="exact" w:after="0"/>
-        <w:jc w:val="left"/>
-      </w:pPr>
-    </w:p>
-    <w:p>
-      <w:pPr>
-        <w:spacing w:line="190" w:lineRule="exact" w:after="0"/>
-        <w:jc w:val="left"/>
-      </w:pPr>
-      <w:r>
-        <w:rPr>
-          <w:rFonts w:ascii="Cascadia Mono" w:hAnsi="Cascadia Mono" w:cs="Cascadia Mono"/>
-          <w:b w:val="0"/>
-          <w:sz w:val="19"/>
-        </w:rPr>
-        <w:t xml:space="preserve">  @override</w:t>
-      </w:r>
-    </w:p>
-    <w:p>
-      <w:pPr>
-        <w:spacing w:line="190" w:lineRule="exact" w:after="0"/>
-        <w:jc w:val="left"/>
-      </w:pPr>
-      <w:r>
-        <w:rPr>
-          <w:rFonts w:ascii="Cascadia Mono" w:hAnsi="Cascadia Mono" w:cs="Cascadia Mono"/>
-          <w:b w:val="0"/>
-          <w:sz w:val="19"/>
-        </w:rPr>
-        <w:t xml:space="preserve">  Widget build(BuildContext context) {</w:t>
-      </w:r>
-    </w:p>
-    <w:p>
-      <w:pPr>
-        <w:spacing w:line="190" w:lineRule="exact" w:after="0"/>
-        <w:jc w:val="left"/>
-      </w:pPr>
-      <w:r>
-        <w:rPr>
-          <w:rFonts w:ascii="Cascadia Mono" w:hAnsi="Cascadia Mono" w:cs="Cascadia Mono"/>
-          <w:b w:val="0"/>
-          <w:sz w:val="19"/>
-        </w:rPr>
-        <w:t xml:space="preserve">    return MaterialApp(</w:t>
-      </w:r>
-    </w:p>
-    <w:p>
-      <w:pPr>
-        <w:spacing w:line="190" w:lineRule="exact" w:after="0"/>
-        <w:jc w:val="left"/>
-      </w:pPr>
-      <w:r>
-        <w:rPr>
-          <w:rFonts w:ascii="Cascadia Mono" w:hAnsi="Cascadia Mono" w:cs="Cascadia Mono"/>
-          <w:b w:val="0"/>
-          <w:sz w:val="19"/>
-        </w:rPr>
-        <w:t xml:space="preserve">      title: 'Менеджер завдань',</w:t>
-      </w:r>
-    </w:p>
-    <w:p>
-      <w:pPr>
-        <w:spacing w:line="190" w:lineRule="exact" w:after="0"/>
-        <w:jc w:val="left"/>
-      </w:pPr>
-      <w:r>
-        <w:rPr>
-          <w:rFonts w:ascii="Cascadia Mono" w:hAnsi="Cascadia Mono" w:cs="Cascadia Mono"/>
-          <w:b w:val="0"/>
-          <w:sz w:val="19"/>
-        </w:rPr>
-        <w:t xml:space="preserve">      debugShowCheckedModeBanner: false,</w:t>
-      </w:r>
-    </w:p>
-    <w:p>
-      <w:pPr>
-        <w:spacing w:line="190" w:lineRule="exact" w:after="0"/>
-        <w:jc w:val="left"/>
-      </w:pPr>
-      <w:r>
-        <w:rPr>
-          <w:rFonts w:ascii="Cascadia Mono" w:hAnsi="Cascadia Mono" w:cs="Cascadia Mono"/>
-          <w:b w:val="0"/>
-          <w:sz w:val="19"/>
-        </w:rPr>
-        <w:t xml:space="preserve">      theme: ThemeData(</w:t>
-      </w:r>
-    </w:p>
-    <w:p>
-      <w:pPr>
-        <w:spacing w:line="190" w:lineRule="exact" w:after="0"/>
-        <w:jc w:val="left"/>
-      </w:pPr>
-      <w:r>
-        <w:rPr>
-          <w:rFonts w:ascii="Cascadia Mono" w:hAnsi="Cascadia Mono" w:cs="Cascadia Mono"/>
-          <w:b w:val="0"/>
-          <w:sz w:val="19"/>
-        </w:rPr>
-        <w:t xml:space="preserve">        useMaterial3: true,</w:t>
-      </w:r>
-    </w:p>
-    <w:p>
-      <w:pPr>
-        <w:spacing w:line="190" w:lineRule="exact" w:after="0"/>
-        <w:jc w:val="left"/>
-      </w:pPr>
-      <w:r>
-        <w:rPr>
-          <w:rFonts w:ascii="Cascadia Mono" w:hAnsi="Cascadia Mono" w:cs="Cascadia Mono"/>
-          <w:b w:val="0"/>
-          <w:sz w:val="19"/>
-        </w:rPr>
-        <w:t xml:space="preserve">        colorScheme: ColorScheme.fromSeed(</w:t>
-      </w:r>
-    </w:p>
-    <w:p>
-      <w:pPr>
-        <w:spacing w:line="190" w:lineRule="exact" w:after="0"/>
-        <w:jc w:val="left"/>
-      </w:pPr>
-      <w:r>
-        <w:rPr>
-          <w:rFonts w:ascii="Cascadia Mono" w:hAnsi="Cascadia Mono" w:cs="Cascadia Mono"/>
-          <w:b w:val="0"/>
-          <w:sz w:val="19"/>
-        </w:rPr>
-        <w:t xml:space="preserve">          seedColor: const Color(0xFFD4FF00),</w:t>
-      </w:r>
-    </w:p>
-    <w:p>
-      <w:pPr>
-        <w:spacing w:line="190" w:lineRule="exact" w:after="0"/>
-        <w:jc w:val="left"/>
-      </w:pPr>
-      <w:r>
-        <w:rPr>
-          <w:rFonts w:ascii="Cascadia Mono" w:hAnsi="Cascadia Mono" w:cs="Cascadia Mono"/>
-          <w:b w:val="0"/>
-          <w:sz w:val="19"/>
-        </w:rPr>
-        <w:t xml:space="preserve">          brightness: Brightness.dark,</w:t>
-      </w:r>
-    </w:p>
-    <w:p>
-      <w:pPr>
-        <w:spacing w:line="190" w:lineRule="exact" w:after="0"/>
-        <w:jc w:val="left"/>
-      </w:pPr>
-      <w:r>
-        <w:rPr>
-          <w:rFonts w:ascii="Cascadia Mono" w:hAnsi="Cascadia Mono" w:cs="Cascadia Mono"/>
-          <w:b w:val="0"/>
-          <w:sz w:val="19"/>
-        </w:rPr>
-        <w:t xml:space="preserve">          primary: const Color(0xFFD4FF00),</w:t>
-      </w:r>
-    </w:p>
-    <w:p>
-      <w:pPr>
-        <w:spacing w:line="190" w:lineRule="exact" w:after="0"/>
-        <w:jc w:val="left"/>
-      </w:pPr>
-      <w:r>
-        <w:rPr>
-          <w:rFonts w:ascii="Cascadia Mono" w:hAnsi="Cascadia Mono" w:cs="Cascadia Mono"/>
-          <w:b w:val="0"/>
-          <w:sz w:val="19"/>
-        </w:rPr>
-        <w:t xml:space="preserve">          surface: const Color(0xFF15181F),</w:t>
-      </w:r>
-    </w:p>
-    <w:p>
-      <w:pPr>
-        <w:spacing w:line="190" w:lineRule="exact" w:after="0"/>
-        <w:jc w:val="left"/>
-      </w:pPr>
-      <w:r>
-        <w:rPr>
-          <w:rFonts w:ascii="Cascadia Mono" w:hAnsi="Cascadia Mono" w:cs="Cascadia Mono"/>
-          <w:b w:val="0"/>
-          <w:sz w:val="19"/>
-        </w:rPr>
-        <w:t xml:space="preserve">        ),</w:t>
-      </w:r>
-    </w:p>
-    <w:p>
-      <w:pPr>
-        <w:spacing w:line="190" w:lineRule="exact" w:after="0"/>
-        <w:jc w:val="left"/>
-      </w:pPr>
-      <w:r>
-        <w:rPr>
-          <w:rFonts w:ascii="Cascadia Mono" w:hAnsi="Cascadia Mono" w:cs="Cascadia Mono"/>
-          <w:b w:val="0"/>
-          <w:sz w:val="19"/>
-        </w:rPr>
-        <w:t xml:space="preserve">        scaffoldBackgroundColor: const Color(0xFF0D0F13),</w:t>
-      </w:r>
-    </w:p>
-    <w:p>
-      <w:pPr>
-        <w:spacing w:line="190" w:lineRule="exact" w:after="0"/>
-        <w:jc w:val="left"/>
-      </w:pPr>
-      <w:r>
-        <w:rPr>
-          <w:rFonts w:ascii="Cascadia Mono" w:hAnsi="Cascadia Mono" w:cs="Cascadia Mono"/>
-          <w:b w:val="0"/>
-          <w:sz w:val="19"/>
-        </w:rPr>
-        <w:t xml:space="preserve">      ),</w:t>
-      </w:r>
-    </w:p>
-    <w:p>
-      <w:pPr>
-        <w:spacing w:line="190" w:lineRule="exact" w:after="0"/>
-        <w:jc w:val="left"/>
-      </w:pPr>
-      <w:r>
-        <w:rPr>
-          <w:rFonts w:ascii="Cascadia Mono" w:hAnsi="Cascadia Mono" w:cs="Cascadia Mono"/>
-          <w:b w:val="0"/>
-          <w:sz w:val="19"/>
-        </w:rPr>
-        <w:t xml:space="preserve">      home: const TaskDetailsScreen(),</w:t>
-      </w:r>
-    </w:p>
-    <w:p>
-      <w:pPr>
-        <w:spacing w:line="190" w:lineRule="exact" w:after="0"/>
-        <w:jc w:val="left"/>
-      </w:pPr>
-      <w:r>
-        <w:rPr>
-          <w:rFonts w:ascii="Cascadia Mono" w:hAnsi="Cascadia Mono" w:cs="Cascadia Mono"/>
-          <w:b w:val="0"/>
-          <w:sz w:val="19"/>
-        </w:rPr>
-        <w:t xml:space="preserve">    );</w:t>
-      </w:r>
-    </w:p>
-    <w:p>
-      <w:pPr>
-        <w:spacing w:line="190" w:lineRule="exact" w:after="0"/>
-        <w:jc w:val="left"/>
-      </w:pPr>
-      <w:r>
-        <w:rPr>
-          <w:rFonts w:ascii="Cascadia Mono" w:hAnsi="Cascadia Mono" w:cs="Cascadia Mono"/>
-          <w:b w:val="0"/>
-          <w:sz w:val="19"/>
-        </w:rPr>
-        <w:t xml:space="preserve">  }</w:t>
-      </w:r>
-    </w:p>
-    <w:p>
-      <w:pPr>
-        <w:spacing w:line="190" w:lineRule="exact" w:after="0"/>
-        <w:jc w:val="left"/>
-      </w:pPr>
-      <w:r>
-        <w:rPr>
-          <w:rFonts w:ascii="Cascadia Mono" w:hAnsi="Cascadia Mono" w:cs="Cascadia Mono"/>
-          <w:b w:val="0"/>
-          <w:sz w:val="19"/>
-        </w:rPr>
-        <w:t>}</w:t>
-      </w:r>
-    </w:p>
-    <w:p>
-      <w:pPr>
-        <w:spacing w:line="190" w:lineRule="exact" w:after="0"/>
-        <w:jc w:val="left"/>
-      </w:pPr>
-    </w:p>
-    <w:p>
-      <w:pPr>
-        <w:spacing w:line="190" w:lineRule="exact" w:after="0"/>
-        <w:jc w:val="left"/>
-      </w:pPr>
-      <w:r>
-        <w:rPr>
-          <w:rFonts w:ascii="Cascadia Mono" w:hAnsi="Cascadia Mono" w:cs="Cascadia Mono"/>
-          <w:b w:val="0"/>
-          <w:sz w:val="19"/>
-        </w:rPr>
-        <w:t>class TaskDetailsScreen extends StatefulWidget {</w:t>
-      </w:r>
-    </w:p>
-    <w:p>
-      <w:pPr>
-        <w:spacing w:line="190" w:lineRule="exact" w:after="0"/>
-        <w:jc w:val="left"/>
-      </w:pPr>
-      <w:r>
-        <w:rPr>
-          <w:rFonts w:ascii="Cascadia Mono" w:hAnsi="Cascadia Mono" w:cs="Cascadia Mono"/>
-          <w:b w:val="0"/>
-          <w:sz w:val="19"/>
-        </w:rPr>
-        <w:t xml:space="preserve">  const TaskDetailsScreen({super.key});</w:t>
-      </w:r>
-    </w:p>
-    <w:p>
-      <w:pPr>
-        <w:spacing w:line="190" w:lineRule="exact" w:after="0"/>
-        <w:jc w:val="left"/>
-      </w:pPr>
-    </w:p>
-    <w:p>
-      <w:pPr>
-        <w:spacing w:line="190" w:lineRule="exact" w:after="0"/>
-        <w:jc w:val="left"/>
-      </w:pPr>
-      <w:r>
-        <w:rPr>
-          <w:rFonts w:ascii="Cascadia Mono" w:hAnsi="Cascadia Mono" w:cs="Cascadia Mono"/>
-          <w:b w:val="0"/>
-          <w:sz w:val="19"/>
-        </w:rPr>
-        <w:t xml:space="preserve">  @override</w:t>
-      </w:r>
-    </w:p>
-    <w:p>
-      <w:pPr>
-        <w:spacing w:line="190" w:lineRule="exact" w:after="0"/>
-        <w:jc w:val="left"/>
-      </w:pPr>
-      <w:r>
-        <w:rPr>
-          <w:rFonts w:ascii="Cascadia Mono" w:hAnsi="Cascadia Mono" w:cs="Cascadia Mono"/>
-          <w:b w:val="0"/>
-          <w:sz w:val="19"/>
-        </w:rPr>
-        <w:t xml:space="preserve">  State&lt;TaskDetailsScreen&gt; createState() =&gt; _TaskDetailsScreenState();</w:t>
-      </w:r>
-    </w:p>
-    <w:p>
-      <w:pPr>
-        <w:spacing w:line="190" w:lineRule="exact" w:after="0"/>
-        <w:jc w:val="left"/>
-      </w:pPr>
-      <w:r>
-        <w:rPr>
-          <w:rFonts w:ascii="Cascadia Mono" w:hAnsi="Cascadia Mono" w:cs="Cascadia Mono"/>
-          <w:b w:val="0"/>
-          <w:sz w:val="19"/>
-        </w:rPr>
-        <w:t>}</w:t>
-      </w:r>
-    </w:p>
-    <w:p>
-      <w:pPr>
-        <w:spacing w:line="190" w:lineRule="exact" w:after="0"/>
-        <w:jc w:val="left"/>
-      </w:pPr>
-    </w:p>
-    <w:p>
-      <w:pPr>
-        <w:spacing w:line="190" w:lineRule="exact" w:after="0"/>
-        <w:jc w:val="left"/>
-      </w:pPr>
-      <w:r>
-        <w:rPr>
-          <w:rFonts w:ascii="Cascadia Mono" w:hAnsi="Cascadia Mono" w:cs="Cascadia Mono"/>
-          <w:b w:val="0"/>
-          <w:sz w:val="19"/>
-        </w:rPr>
         <w:t>class _TaskDetailsScreenState extends State&lt;TaskDetailsScreen&gt; {</w:t>
       </w:r>
     </w:p>
@@ -679,203 +223,7 @@
           <w:b w:val="0"/>
           <w:sz w:val="19"/>
         </w:rPr>
-        <w:t xml:space="preserve">    messenger.showSnackBar(</w:t>
-      </w:r>
-    </w:p>
-    <w:p>
-      <w:pPr>
-        <w:spacing w:line="190" w:lineRule="exact" w:after="0"/>
-        <w:jc w:val="left"/>
-      </w:pPr>
-      <w:r>
-        <w:rPr>
-          <w:rFonts w:ascii="Cascadia Mono" w:hAnsi="Cascadia Mono" w:cs="Cascadia Mono"/>
-          <w:b w:val="0"/>
-          <w:sz w:val="19"/>
-        </w:rPr>
-        <w:t xml:space="preserve">      SnackBar(</w:t>
-      </w:r>
-    </w:p>
-    <w:p>
-      <w:pPr>
-        <w:spacing w:line="190" w:lineRule="exact" w:after="0"/>
-        <w:jc w:val="left"/>
-      </w:pPr>
-      <w:r>
-        <w:rPr>
-          <w:rFonts w:ascii="Cascadia Mono" w:hAnsi="Cascadia Mono" w:cs="Cascadia Mono"/>
-          <w:b w:val="0"/>
-          <w:sz w:val="19"/>
-        </w:rPr>
-        <w:t xml:space="preserve">        content: Text(</w:t>
-      </w:r>
-    </w:p>
-    <w:p>
-      <w:pPr>
-        <w:spacing w:line="190" w:lineRule="exact" w:after="0"/>
-        <w:jc w:val="left"/>
-      </w:pPr>
-      <w:r>
-        <w:rPr>
-          <w:rFonts w:ascii="Cascadia Mono" w:hAnsi="Cascadia Mono" w:cs="Cascadia Mono"/>
-          <w:b w:val="0"/>
-          <w:sz w:val="19"/>
-        </w:rPr>
-        <w:t xml:space="preserve">          text,</w:t>
-      </w:r>
-    </w:p>
-    <w:p>
-      <w:pPr>
-        <w:spacing w:line="190" w:lineRule="exact" w:after="0"/>
-        <w:jc w:val="left"/>
-      </w:pPr>
-      <w:r>
-        <w:rPr>
-          <w:rFonts w:ascii="Cascadia Mono" w:hAnsi="Cascadia Mono" w:cs="Cascadia Mono"/>
-          <w:b w:val="0"/>
-          <w:sz w:val="19"/>
-        </w:rPr>
-        <w:t xml:space="preserve">          style: const TextStyle(</w:t>
-      </w:r>
-    </w:p>
-    <w:p>
-      <w:pPr>
-        <w:spacing w:line="190" w:lineRule="exact" w:after="0"/>
-        <w:jc w:val="left"/>
-      </w:pPr>
-      <w:r>
-        <w:rPr>
-          <w:rFonts w:ascii="Cascadia Mono" w:hAnsi="Cascadia Mono" w:cs="Cascadia Mono"/>
-          <w:b w:val="0"/>
-          <w:sz w:val="19"/>
-        </w:rPr>
-        <w:t xml:space="preserve">            color: Color(0xFF0D0F13),</w:t>
-      </w:r>
-    </w:p>
-    <w:p>
-      <w:pPr>
-        <w:spacing w:line="190" w:lineRule="exact" w:after="0"/>
-        <w:jc w:val="left"/>
-      </w:pPr>
-      <w:r>
-        <w:rPr>
-          <w:rFonts w:ascii="Cascadia Mono" w:hAnsi="Cascadia Mono" w:cs="Cascadia Mono"/>
-          <w:b w:val="0"/>
-          <w:sz w:val="19"/>
-        </w:rPr>
-        <w:t xml:space="preserve">            fontWeight: FontWeight.bold,</w:t>
-      </w:r>
-    </w:p>
-    <w:p>
-      <w:pPr>
-        <w:spacing w:line="190" w:lineRule="exact" w:after="0"/>
-        <w:jc w:val="left"/>
-      </w:pPr>
-      <w:r>
-        <w:rPr>
-          <w:rFonts w:ascii="Cascadia Mono" w:hAnsi="Cascadia Mono" w:cs="Cascadia Mono"/>
-          <w:b w:val="0"/>
-          <w:sz w:val="19"/>
-        </w:rPr>
-        <w:t xml:space="preserve">          ),</w:t>
-      </w:r>
-    </w:p>
-    <w:p>
-      <w:pPr>
-        <w:spacing w:line="190" w:lineRule="exact" w:after="0"/>
-        <w:jc w:val="left"/>
-      </w:pPr>
-      <w:r>
-        <w:rPr>
-          <w:rFonts w:ascii="Cascadia Mono" w:hAnsi="Cascadia Mono" w:cs="Cascadia Mono"/>
-          <w:b w:val="0"/>
-          <w:sz w:val="19"/>
-        </w:rPr>
-        <w:t xml:space="preserve">        ),</w:t>
-      </w:r>
-    </w:p>
-    <w:p>
-      <w:pPr>
-        <w:spacing w:line="190" w:lineRule="exact" w:after="0"/>
-        <w:jc w:val="left"/>
-      </w:pPr>
-      <w:r>
-        <w:rPr>
-          <w:rFonts w:ascii="Cascadia Mono" w:hAnsi="Cascadia Mono" w:cs="Cascadia Mono"/>
-          <w:b w:val="0"/>
-          <w:sz w:val="19"/>
-        </w:rPr>
-        <w:t xml:space="preserve">        backgroundColor: const Color(0xFFD4FF00),</w:t>
-      </w:r>
-    </w:p>
-    <w:p>
-      <w:pPr>
-        <w:spacing w:line="190" w:lineRule="exact" w:after="0"/>
-        <w:jc w:val="left"/>
-      </w:pPr>
-      <w:r>
-        <w:rPr>
-          <w:rFonts w:ascii="Cascadia Mono" w:hAnsi="Cascadia Mono" w:cs="Cascadia Mono"/>
-          <w:b w:val="0"/>
-          <w:sz w:val="19"/>
-        </w:rPr>
-        <w:t xml:space="preserve">        behavior: SnackBarBehavior.floating,</w:t>
-      </w:r>
-    </w:p>
-    <w:p>
-      <w:pPr>
-        <w:spacing w:line="190" w:lineRule="exact" w:after="0"/>
-        <w:jc w:val="left"/>
-      </w:pPr>
-      <w:r>
-        <w:rPr>
-          <w:rFonts w:ascii="Cascadia Mono" w:hAnsi="Cascadia Mono" w:cs="Cascadia Mono"/>
-          <w:b w:val="0"/>
-          <w:sz w:val="19"/>
-        </w:rPr>
-        <w:t xml:space="preserve">        shape: RoundedRectangleBorder(borderRadius: BorderRadius.circular(10)),</w:t>
-      </w:r>
-    </w:p>
-    <w:p>
-      <w:pPr>
-        <w:spacing w:line="190" w:lineRule="exact" w:after="0"/>
-        <w:jc w:val="left"/>
-      </w:pPr>
-      <w:r>
-        <w:rPr>
-          <w:rFonts w:ascii="Cascadia Mono" w:hAnsi="Cascadia Mono" w:cs="Cascadia Mono"/>
-          <w:b w:val="0"/>
-          <w:sz w:val="19"/>
-        </w:rPr>
-        <w:t xml:space="preserve">        duration: const Duration(seconds: 2),</w:t>
-      </w:r>
-    </w:p>
-    <w:p>
-      <w:pPr>
-        <w:spacing w:line="190" w:lineRule="exact" w:after="0"/>
-        <w:jc w:val="left"/>
-      </w:pPr>
-      <w:r>
-        <w:rPr>
-          <w:rFonts w:ascii="Cascadia Mono" w:hAnsi="Cascadia Mono" w:cs="Cascadia Mono"/>
-          <w:b w:val="0"/>
-          <w:sz w:val="19"/>
-        </w:rPr>
-        <w:t xml:space="preserve">      ),</w:t>
-      </w:r>
-    </w:p>
-    <w:p>
-      <w:pPr>
-        <w:spacing w:line="190" w:lineRule="exact" w:after="0"/>
-        <w:jc w:val="left"/>
-      </w:pPr>
-      <w:r>
-        <w:rPr>
-          <w:rFonts w:ascii="Cascadia Mono" w:hAnsi="Cascadia Mono" w:cs="Cascadia Mono"/>
-          <w:b w:val="0"/>
-          <w:sz w:val="19"/>
-        </w:rPr>
-        <w:t xml:space="preserve">    );</w:t>
+        <w:t xml:space="preserve">    messenger.showSnackBar(SnackBar(content: Text(text)));</w:t>
       </w:r>
     </w:p>
     <w:p>
@@ -951,7 +299,7 @@
           <w:b w:val="0"/>
           <w:sz w:val="19"/>
         </w:rPr>
-        <w:t xml:space="preserve">      appBar: AppBar(</w:t>
+        <w:t xml:space="preserve">      appBar: AppBar(title: const Text('Деталі'), centerTitle: true),</w:t>
       </w:r>
     </w:p>
     <w:p>
@@ -965,567 +313,7 @@
           <w:b w:val="0"/>
           <w:sz w:val="19"/>
         </w:rPr>
-        <w:t xml:space="preserve">        title: const Text('Деталі'),</w:t>
-      </w:r>
-    </w:p>
-    <w:p>
-      <w:pPr>
-        <w:spacing w:line="190" w:lineRule="exact" w:after="0"/>
-        <w:jc w:val="left"/>
-      </w:pPr>
-      <w:r>
-        <w:rPr>
-          <w:rFonts w:ascii="Cascadia Mono" w:hAnsi="Cascadia Mono" w:cs="Cascadia Mono"/>
-          <w:b w:val="0"/>
-          <w:sz w:val="19"/>
-        </w:rPr>
-        <w:t xml:space="preserve">        centerTitle: true,</w:t>
-      </w:r>
-    </w:p>
-    <w:p>
-      <w:pPr>
-        <w:spacing w:line="190" w:lineRule="exact" w:after="0"/>
-        <w:jc w:val="left"/>
-      </w:pPr>
-      <w:r>
-        <w:rPr>
-          <w:rFonts w:ascii="Cascadia Mono" w:hAnsi="Cascadia Mono" w:cs="Cascadia Mono"/>
-          <w:b w:val="0"/>
-          <w:sz w:val="19"/>
-        </w:rPr>
-        <w:t xml:space="preserve">        backgroundColor: const Color(0xFF15181F),</w:t>
-      </w:r>
-    </w:p>
-    <w:p>
-      <w:pPr>
-        <w:spacing w:line="190" w:lineRule="exact" w:after="0"/>
-        <w:jc w:val="left"/>
-      </w:pPr>
-      <w:r>
-        <w:rPr>
-          <w:rFonts w:ascii="Cascadia Mono" w:hAnsi="Cascadia Mono" w:cs="Cascadia Mono"/>
-          <w:b w:val="0"/>
-          <w:sz w:val="19"/>
-        </w:rPr>
-        <w:t xml:space="preserve">      ),</w:t>
-      </w:r>
-    </w:p>
-    <w:p>
-      <w:pPr>
-        <w:spacing w:line="190" w:lineRule="exact" w:after="0"/>
-        <w:jc w:val="left"/>
-      </w:pPr>
-      <w:r>
-        <w:rPr>
-          <w:rFonts w:ascii="Cascadia Mono" w:hAnsi="Cascadia Mono" w:cs="Cascadia Mono"/>
-          <w:b w:val="0"/>
-          <w:sz w:val="19"/>
-        </w:rPr>
-        <w:t xml:space="preserve">      body: SafeArea(</w:t>
-      </w:r>
-    </w:p>
-    <w:p>
-      <w:pPr>
-        <w:spacing w:line="190" w:lineRule="exact" w:after="0"/>
-        <w:jc w:val="left"/>
-      </w:pPr>
-      <w:r>
-        <w:rPr>
-          <w:rFonts w:ascii="Cascadia Mono" w:hAnsi="Cascadia Mono" w:cs="Cascadia Mono"/>
-          <w:b w:val="0"/>
-          <w:sz w:val="19"/>
-        </w:rPr>
-        <w:t xml:space="preserve">        child: Padding(</w:t>
-      </w:r>
-    </w:p>
-    <w:p>
-      <w:pPr>
-        <w:spacing w:line="190" w:lineRule="exact" w:after="0"/>
-        <w:jc w:val="left"/>
-      </w:pPr>
-      <w:r>
-        <w:rPr>
-          <w:rFonts w:ascii="Cascadia Mono" w:hAnsi="Cascadia Mono" w:cs="Cascadia Mono"/>
-          <w:b w:val="0"/>
-          <w:sz w:val="19"/>
-        </w:rPr>
-        <w:t xml:space="preserve">          padding: const EdgeInsets.all(16.0),</w:t>
-      </w:r>
-    </w:p>
-    <w:p>
-      <w:pPr>
-        <w:spacing w:line="190" w:lineRule="exact" w:after="0"/>
-        <w:jc w:val="left"/>
-      </w:pPr>
-      <w:r>
-        <w:rPr>
-          <w:rFonts w:ascii="Cascadia Mono" w:hAnsi="Cascadia Mono" w:cs="Cascadia Mono"/>
-          <w:b w:val="0"/>
-          <w:sz w:val="19"/>
-        </w:rPr>
-        <w:t xml:space="preserve">          child: Column(</w:t>
-      </w:r>
-    </w:p>
-    <w:p>
-      <w:pPr>
-        <w:spacing w:line="190" w:lineRule="exact" w:after="0"/>
-        <w:jc w:val="left"/>
-      </w:pPr>
-      <w:r>
-        <w:rPr>
-          <w:rFonts w:ascii="Cascadia Mono" w:hAnsi="Cascadia Mono" w:cs="Cascadia Mono"/>
-          <w:b w:val="0"/>
-          <w:sz w:val="19"/>
-        </w:rPr>
-        <w:t xml:space="preserve">            crossAxisAlignment: CrossAxisAlignment.stretch,</w:t>
-      </w:r>
-    </w:p>
-    <w:p>
-      <w:pPr>
-        <w:spacing w:line="190" w:lineRule="exact" w:after="0"/>
-        <w:jc w:val="left"/>
-      </w:pPr>
-      <w:r>
-        <w:rPr>
-          <w:rFonts w:ascii="Cascadia Mono" w:hAnsi="Cascadia Mono" w:cs="Cascadia Mono"/>
-          <w:b w:val="0"/>
-          <w:sz w:val="19"/>
-        </w:rPr>
-        <w:t xml:space="preserve">            children: [</w:t>
-      </w:r>
-    </w:p>
-    <w:p>
-      <w:pPr>
-        <w:spacing w:line="190" w:lineRule="exact" w:after="0"/>
-        <w:jc w:val="left"/>
-      </w:pPr>
-      <w:r>
-        <w:rPr>
-          <w:rFonts w:ascii="Cascadia Mono" w:hAnsi="Cascadia Mono" w:cs="Cascadia Mono"/>
-          <w:b w:val="0"/>
-          <w:sz w:val="19"/>
-        </w:rPr>
-        <w:t xml:space="preserve">              Container(</w:t>
-      </w:r>
-    </w:p>
-    <w:p>
-      <w:pPr>
-        <w:spacing w:line="190" w:lineRule="exact" w:after="0"/>
-        <w:jc w:val="left"/>
-      </w:pPr>
-      <w:r>
-        <w:rPr>
-          <w:rFonts w:ascii="Cascadia Mono" w:hAnsi="Cascadia Mono" w:cs="Cascadia Mono"/>
-          <w:b w:val="0"/>
-          <w:sz w:val="19"/>
-        </w:rPr>
-        <w:t xml:space="preserve">                height: 200,</w:t>
-      </w:r>
-    </w:p>
-    <w:p>
-      <w:pPr>
-        <w:spacing w:line="190" w:lineRule="exact" w:after="0"/>
-        <w:jc w:val="left"/>
-      </w:pPr>
-      <w:r>
-        <w:rPr>
-          <w:rFonts w:ascii="Cascadia Mono" w:hAnsi="Cascadia Mono" w:cs="Cascadia Mono"/>
-          <w:b w:val="0"/>
-          <w:sz w:val="19"/>
-        </w:rPr>
-        <w:t xml:space="preserve">                decoration: BoxDecoration(</w:t>
-      </w:r>
-    </w:p>
-    <w:p>
-      <w:pPr>
-        <w:spacing w:line="190" w:lineRule="exact" w:after="0"/>
-        <w:jc w:val="left"/>
-      </w:pPr>
-      <w:r>
-        <w:rPr>
-          <w:rFonts w:ascii="Cascadia Mono" w:hAnsi="Cascadia Mono" w:cs="Cascadia Mono"/>
-          <w:b w:val="0"/>
-          <w:sz w:val="19"/>
-        </w:rPr>
-        <w:t xml:space="preserve">                  color: const Color(0xFF1F2430),</w:t>
-      </w:r>
-    </w:p>
-    <w:p>
-      <w:pPr>
-        <w:spacing w:line="190" w:lineRule="exact" w:after="0"/>
-        <w:jc w:val="left"/>
-      </w:pPr>
-      <w:r>
-        <w:rPr>
-          <w:rFonts w:ascii="Cascadia Mono" w:hAnsi="Cascadia Mono" w:cs="Cascadia Mono"/>
-          <w:b w:val="0"/>
-          <w:sz w:val="19"/>
-        </w:rPr>
-        <w:t xml:space="preserve">                  borderRadius: BorderRadius.circular(16),</w:t>
-      </w:r>
-    </w:p>
-    <w:p>
-      <w:pPr>
-        <w:spacing w:line="190" w:lineRule="exact" w:after="0"/>
-        <w:jc w:val="left"/>
-      </w:pPr>
-      <w:r>
-        <w:rPr>
-          <w:rFonts w:ascii="Cascadia Mono" w:hAnsi="Cascadia Mono" w:cs="Cascadia Mono"/>
-          <w:b w:val="0"/>
-          <w:sz w:val="19"/>
-        </w:rPr>
-        <w:t xml:space="preserve">                  border: Border.all(</w:t>
-      </w:r>
-    </w:p>
-    <w:p>
-      <w:pPr>
-        <w:spacing w:line="190" w:lineRule="exact" w:after="0"/>
-        <w:jc w:val="left"/>
-      </w:pPr>
-      <w:r>
-        <w:rPr>
-          <w:rFonts w:ascii="Cascadia Mono" w:hAnsi="Cascadia Mono" w:cs="Cascadia Mono"/>
-          <w:b w:val="0"/>
-          <w:sz w:val="19"/>
-        </w:rPr>
-        <w:t xml:space="preserve">                    color: const Color(0xFF2A3142),</w:t>
-      </w:r>
-    </w:p>
-    <w:p>
-      <w:pPr>
-        <w:spacing w:line="190" w:lineRule="exact" w:after="0"/>
-        <w:jc w:val="left"/>
-      </w:pPr>
-      <w:r>
-        <w:rPr>
-          <w:rFonts w:ascii="Cascadia Mono" w:hAnsi="Cascadia Mono" w:cs="Cascadia Mono"/>
-          <w:b w:val="0"/>
-          <w:sz w:val="19"/>
-        </w:rPr>
-        <w:t xml:space="preserve">                    width: 1,</w:t>
-      </w:r>
-    </w:p>
-    <w:p>
-      <w:pPr>
-        <w:spacing w:line="190" w:lineRule="exact" w:after="0"/>
-        <w:jc w:val="left"/>
-      </w:pPr>
-      <w:r>
-        <w:rPr>
-          <w:rFonts w:ascii="Cascadia Mono" w:hAnsi="Cascadia Mono" w:cs="Cascadia Mono"/>
-          <w:b w:val="0"/>
-          <w:sz w:val="19"/>
-        </w:rPr>
-        <w:t xml:space="preserve">                  ),</w:t>
-      </w:r>
-    </w:p>
-    <w:p>
-      <w:pPr>
-        <w:spacing w:line="190" w:lineRule="exact" w:after="0"/>
-        <w:jc w:val="left"/>
-      </w:pPr>
-      <w:r>
-        <w:rPr>
-          <w:rFonts w:ascii="Cascadia Mono" w:hAnsi="Cascadia Mono" w:cs="Cascadia Mono"/>
-          <w:b w:val="0"/>
-          <w:sz w:val="19"/>
-        </w:rPr>
-        <w:t xml:space="preserve">                ),</w:t>
-      </w:r>
-    </w:p>
-    <w:p>
-      <w:pPr>
-        <w:spacing w:line="190" w:lineRule="exact" w:after="0"/>
-        <w:jc w:val="left"/>
-      </w:pPr>
-      <w:r>
-        <w:rPr>
-          <w:rFonts w:ascii="Cascadia Mono" w:hAnsi="Cascadia Mono" w:cs="Cascadia Mono"/>
-          <w:b w:val="0"/>
-          <w:sz w:val="19"/>
-        </w:rPr>
-        <w:t xml:space="preserve">                child: const Center(</w:t>
-      </w:r>
-    </w:p>
-    <w:p>
-      <w:pPr>
-        <w:spacing w:line="190" w:lineRule="exact" w:after="0"/>
-        <w:jc w:val="left"/>
-      </w:pPr>
-      <w:r>
-        <w:rPr>
-          <w:rFonts w:ascii="Cascadia Mono" w:hAnsi="Cascadia Mono" w:cs="Cascadia Mono"/>
-          <w:b w:val="0"/>
-          <w:sz w:val="19"/>
-        </w:rPr>
-        <w:t xml:space="preserve">                  child: Icon(</w:t>
-      </w:r>
-    </w:p>
-    <w:p>
-      <w:pPr>
-        <w:spacing w:line="190" w:lineRule="exact" w:after="0"/>
-        <w:jc w:val="left"/>
-      </w:pPr>
-      <w:r>
-        <w:rPr>
-          <w:rFonts w:ascii="Cascadia Mono" w:hAnsi="Cascadia Mono" w:cs="Cascadia Mono"/>
-          <w:b w:val="0"/>
-          <w:sz w:val="19"/>
-        </w:rPr>
-        <w:t xml:space="preserve">                    Icons.image_outlined,</w:t>
-      </w:r>
-    </w:p>
-    <w:p>
-      <w:pPr>
-        <w:spacing w:line="190" w:lineRule="exact" w:after="0"/>
-        <w:jc w:val="left"/>
-      </w:pPr>
-      <w:r>
-        <w:rPr>
-          <w:rFonts w:ascii="Cascadia Mono" w:hAnsi="Cascadia Mono" w:cs="Cascadia Mono"/>
-          <w:b w:val="0"/>
-          <w:sz w:val="19"/>
-        </w:rPr>
-        <w:t xml:space="preserve">                    size: 80,</w:t>
-      </w:r>
-    </w:p>
-    <w:p>
-      <w:pPr>
-        <w:spacing w:line="190" w:lineRule="exact" w:after="0"/>
-        <w:jc w:val="left"/>
-      </w:pPr>
-      <w:r>
-        <w:rPr>
-          <w:rFonts w:ascii="Cascadia Mono" w:hAnsi="Cascadia Mono" w:cs="Cascadia Mono"/>
-          <w:b w:val="0"/>
-          <w:sz w:val="19"/>
-        </w:rPr>
-        <w:t xml:space="preserve">                    color: Color(0xFFD4FF00),</w:t>
-      </w:r>
-    </w:p>
-    <w:p>
-      <w:pPr>
-        <w:spacing w:line="190" w:lineRule="exact" w:after="0"/>
-        <w:jc w:val="left"/>
-      </w:pPr>
-      <w:r>
-        <w:rPr>
-          <w:rFonts w:ascii="Cascadia Mono" w:hAnsi="Cascadia Mono" w:cs="Cascadia Mono"/>
-          <w:b w:val="0"/>
-          <w:sz w:val="19"/>
-        </w:rPr>
-        <w:t xml:space="preserve">                  ),</w:t>
-      </w:r>
-    </w:p>
-    <w:p>
-      <w:pPr>
-        <w:spacing w:line="190" w:lineRule="exact" w:after="0"/>
-        <w:jc w:val="left"/>
-      </w:pPr>
-      <w:r>
-        <w:rPr>
-          <w:rFonts w:ascii="Cascadia Mono" w:hAnsi="Cascadia Mono" w:cs="Cascadia Mono"/>
-          <w:b w:val="0"/>
-          <w:sz w:val="19"/>
-        </w:rPr>
-        <w:t xml:space="preserve">                ),</w:t>
-      </w:r>
-    </w:p>
-    <w:p>
-      <w:pPr>
-        <w:spacing w:line="190" w:lineRule="exact" w:after="0"/>
-        <w:jc w:val="left"/>
-      </w:pPr>
-      <w:r>
-        <w:rPr>
-          <w:rFonts w:ascii="Cascadia Mono" w:hAnsi="Cascadia Mono" w:cs="Cascadia Mono"/>
-          <w:b w:val="0"/>
-          <w:sz w:val="19"/>
-        </w:rPr>
-        <w:t xml:space="preserve">              ),</w:t>
-      </w:r>
-    </w:p>
-    <w:p>
-      <w:pPr>
-        <w:spacing w:line="190" w:lineRule="exact" w:after="0"/>
-        <w:jc w:val="left"/>
-      </w:pPr>
-      <w:r>
-        <w:rPr>
-          <w:rFonts w:ascii="Cascadia Mono" w:hAnsi="Cascadia Mono" w:cs="Cascadia Mono"/>
-          <w:b w:val="0"/>
-          <w:sz w:val="19"/>
-        </w:rPr>
-        <w:t xml:space="preserve">              const SizedBox(height: 16),</w:t>
-      </w:r>
-    </w:p>
-    <w:p>
-      <w:pPr>
-        <w:spacing w:line="190" w:lineRule="exact" w:after="0"/>
-        <w:jc w:val="left"/>
-      </w:pPr>
-      <w:r>
-        <w:rPr>
-          <w:rFonts w:ascii="Cascadia Mono" w:hAnsi="Cascadia Mono" w:cs="Cascadia Mono"/>
-          <w:b w:val="0"/>
-          <w:sz w:val="19"/>
-        </w:rPr>
-        <w:t xml:space="preserve">              Row(</w:t>
-      </w:r>
-    </w:p>
-    <w:p>
-      <w:pPr>
-        <w:spacing w:line="190" w:lineRule="exact" w:after="0"/>
-        <w:jc w:val="left"/>
-      </w:pPr>
-      <w:r>
-        <w:rPr>
-          <w:rFonts w:ascii="Cascadia Mono" w:hAnsi="Cascadia Mono" w:cs="Cascadia Mono"/>
-          <w:b w:val="0"/>
-          <w:sz w:val="19"/>
-        </w:rPr>
-        <w:t xml:space="preserve">                children: [</w:t>
-      </w:r>
-    </w:p>
-    <w:p>
-      <w:pPr>
-        <w:spacing w:line="190" w:lineRule="exact" w:after="0"/>
-        <w:jc w:val="left"/>
-      </w:pPr>
-      <w:r>
-        <w:rPr>
-          <w:rFonts w:ascii="Cascadia Mono" w:hAnsi="Cascadia Mono" w:cs="Cascadia Mono"/>
-          <w:b w:val="0"/>
-          <w:sz w:val="19"/>
-        </w:rPr>
-        <w:t xml:space="preserve">                  const Expanded(</w:t>
-      </w:r>
-    </w:p>
-    <w:p>
-      <w:pPr>
-        <w:spacing w:line="190" w:lineRule="exact" w:after="0"/>
-        <w:jc w:val="left"/>
-      </w:pPr>
-      <w:r>
-        <w:rPr>
-          <w:rFonts w:ascii="Cascadia Mono" w:hAnsi="Cascadia Mono" w:cs="Cascadia Mono"/>
-          <w:b w:val="0"/>
-          <w:sz w:val="19"/>
-        </w:rPr>
-        <w:t xml:space="preserve">                    child: Text(</w:t>
-      </w:r>
-    </w:p>
-    <w:p>
-      <w:pPr>
-        <w:spacing w:line="190" w:lineRule="exact" w:after="0"/>
-        <w:jc w:val="left"/>
-      </w:pPr>
-      <w:r>
-        <w:rPr>
-          <w:rFonts w:ascii="Cascadia Mono" w:hAnsi="Cascadia Mono" w:cs="Cascadia Mono"/>
-          <w:b w:val="0"/>
-          <w:sz w:val="19"/>
-        </w:rPr>
-        <w:t xml:space="preserve">                      'Оптимізація бази даних',</w:t>
-      </w:r>
-    </w:p>
-    <w:p>
-      <w:pPr>
-        <w:spacing w:line="190" w:lineRule="exact" w:after="0"/>
-        <w:jc w:val="left"/>
-      </w:pPr>
-      <w:r>
-        <w:rPr>
-          <w:rFonts w:ascii="Cascadia Mono" w:hAnsi="Cascadia Mono" w:cs="Cascadia Mono"/>
-          <w:b w:val="0"/>
-          <w:sz w:val="19"/>
-        </w:rPr>
-        <w:t xml:space="preserve">                      style: TextStyle(</w:t>
-      </w:r>
-    </w:p>
-    <w:p>
-      <w:pPr>
-        <w:spacing w:line="190" w:lineRule="exact" w:after="0"/>
-        <w:jc w:val="left"/>
-      </w:pPr>
-      <w:r>
-        <w:rPr>
-          <w:rFonts w:ascii="Cascadia Mono" w:hAnsi="Cascadia Mono" w:cs="Cascadia Mono"/>
-          <w:b w:val="0"/>
-          <w:sz w:val="19"/>
-        </w:rPr>
-        <w:t xml:space="preserve">                        fontSize: 20,</w:t>
-      </w:r>
-    </w:p>
-    <w:p>
-      <w:pPr>
-        <w:spacing w:line="190" w:lineRule="exact" w:after="0"/>
-        <w:jc w:val="left"/>
-      </w:pPr>
-      <w:r>
-        <w:rPr>
-          <w:rFonts w:ascii="Cascadia Mono" w:hAnsi="Cascadia Mono" w:cs="Cascadia Mono"/>
-          <w:b w:val="0"/>
-          <w:sz w:val="19"/>
-        </w:rPr>
-        <w:t xml:space="preserve">                        fontWeight: FontWeight.bold,</w:t>
-      </w:r>
-    </w:p>
-    <w:p>
-      <w:pPr>
-        <w:spacing w:line="190" w:lineRule="exact" w:after="0"/>
-        <w:jc w:val="left"/>
-      </w:pPr>
-      <w:r>
-        <w:rPr>
-          <w:rFonts w:ascii="Cascadia Mono" w:hAnsi="Cascadia Mono" w:cs="Cascadia Mono"/>
-          <w:b w:val="0"/>
-          <w:sz w:val="19"/>
-        </w:rPr>
-        <w:t xml:space="preserve">                        color: Colors.white,</w:t>
-      </w:r>
-    </w:p>
-    <w:p>
-      <w:pPr>
-        <w:spacing w:line="190" w:lineRule="exact" w:after="0"/>
-        <w:jc w:val="left"/>
-      </w:pPr>
-      <w:r>
-        <w:rPr>
-          <w:rFonts w:ascii="Cascadia Mono" w:hAnsi="Cascadia Mono" w:cs="Cascadia Mono"/>
-          <w:b w:val="0"/>
-          <w:sz w:val="19"/>
-        </w:rPr>
-        <w:t xml:space="preserve">                      ),</w:t>
-      </w:r>
-    </w:p>
-    <w:p>
-      <w:pPr>
-        <w:spacing w:line="190" w:lineRule="exact" w:after="0"/>
-        <w:jc w:val="left"/>
-      </w:pPr>
-      <w:r>
-        <w:rPr>
-          <w:rFonts w:ascii="Cascadia Mono" w:hAnsi="Cascadia Mono" w:cs="Cascadia Mono"/>
-          <w:b w:val="0"/>
-          <w:sz w:val="19"/>
-        </w:rPr>
-        <w:t xml:space="preserve">                    ),</w:t>
-      </w:r>
-    </w:p>
-    <w:p>
-      <w:pPr>
-        <w:spacing w:line="190" w:lineRule="exact" w:after="0"/>
-        <w:jc w:val="left"/>
-      </w:pPr>
-      <w:r>
-        <w:rPr>
-          <w:rFonts w:ascii="Cascadia Mono" w:hAnsi="Cascadia Mono" w:cs="Cascadia Mono"/>
-          <w:b w:val="0"/>
-          <w:sz w:val="19"/>
-        </w:rPr>
-        <w:t xml:space="preserve">                  ),</w:t>
+        <w:t xml:space="preserve">  // ... (пропуск неістотних рядків)</w:t>
       </w:r>
     </w:p>
     <w:p>
@@ -1679,35 +467,7 @@
           <w:b w:val="0"/>
           <w:sz w:val="19"/>
         </w:rPr>
-        <w:t xml:space="preserve">                        _isFavorite</w:t>
-      </w:r>
-    </w:p>
-    <w:p>
-      <w:pPr>
-        <w:spacing w:line="190" w:lineRule="exact" w:after="0"/>
-        <w:jc w:val="left"/>
-      </w:pPr>
-      <w:r>
-        <w:rPr>
-          <w:rFonts w:ascii="Cascadia Mono" w:hAnsi="Cascadia Mono" w:cs="Cascadia Mono"/>
-          <w:b w:val="0"/>
-          <w:sz w:val="19"/>
-        </w:rPr>
-        <w:t xml:space="preserve">                            ? 'Додано до обраного'</w:t>
-      </w:r>
-    </w:p>
-    <w:p>
-      <w:pPr>
-        <w:spacing w:line="190" w:lineRule="exact" w:after="0"/>
-        <w:jc w:val="left"/>
-      </w:pPr>
-      <w:r>
-        <w:rPr>
-          <w:rFonts w:ascii="Cascadia Mono" w:hAnsi="Cascadia Mono" w:cs="Cascadia Mono"/>
-          <w:b w:val="0"/>
-          <w:sz w:val="19"/>
-        </w:rPr>
-        <w:t xml:space="preserve">                            : 'Видалено з обраного',</w:t>
+        <w:t xml:space="preserve">                        _isFavorite ? 'Додано до обраного' : 'Видалено з обраного',</w:t>
       </w:r>
     </w:p>
     <w:p>
@@ -1763,917 +523,7 @@
           <w:b w:val="0"/>
           <w:sz w:val="19"/>
         </w:rPr>
-        <w:t xml:space="preserve">                ],</w:t>
-      </w:r>
-    </w:p>
-    <w:p>
-      <w:pPr>
-        <w:spacing w:line="190" w:lineRule="exact" w:after="0"/>
-        <w:jc w:val="left"/>
-      </w:pPr>
-      <w:r>
-        <w:rPr>
-          <w:rFonts w:ascii="Cascadia Mono" w:hAnsi="Cascadia Mono" w:cs="Cascadia Mono"/>
-          <w:b w:val="0"/>
-          <w:sz w:val="19"/>
-        </w:rPr>
-        <w:t xml:space="preserve">              ),</w:t>
-      </w:r>
-    </w:p>
-    <w:p>
-      <w:pPr>
-        <w:spacing w:line="190" w:lineRule="exact" w:after="0"/>
-        <w:jc w:val="left"/>
-      </w:pPr>
-      <w:r>
-        <w:rPr>
-          <w:rFonts w:ascii="Cascadia Mono" w:hAnsi="Cascadia Mono" w:cs="Cascadia Mono"/>
-          <w:b w:val="0"/>
-          <w:sz w:val="19"/>
-        </w:rPr>
-        <w:t xml:space="preserve">              const SizedBox(height: 8),</w:t>
-      </w:r>
-    </w:p>
-    <w:p>
-      <w:pPr>
-        <w:spacing w:line="190" w:lineRule="exact" w:after="0"/>
-        <w:jc w:val="left"/>
-      </w:pPr>
-      <w:r>
-        <w:rPr>
-          <w:rFonts w:ascii="Cascadia Mono" w:hAnsi="Cascadia Mono" w:cs="Cascadia Mono"/>
-          <w:b w:val="0"/>
-          <w:sz w:val="19"/>
-        </w:rPr>
-        <w:t xml:space="preserve">              Flexible(</w:t>
-      </w:r>
-    </w:p>
-    <w:p>
-      <w:pPr>
-        <w:spacing w:line="190" w:lineRule="exact" w:after="0"/>
-        <w:jc w:val="left"/>
-      </w:pPr>
-      <w:r>
-        <w:rPr>
-          <w:rFonts w:ascii="Cascadia Mono" w:hAnsi="Cascadia Mono" w:cs="Cascadia Mono"/>
-          <w:b w:val="0"/>
-          <w:sz w:val="19"/>
-        </w:rPr>
-        <w:t xml:space="preserve">                child: Text(</w:t>
-      </w:r>
-    </w:p>
-    <w:p>
-      <w:pPr>
-        <w:spacing w:line="190" w:lineRule="exact" w:after="0"/>
-        <w:jc w:val="left"/>
-      </w:pPr>
-      <w:r>
-        <w:rPr>
-          <w:rFonts w:ascii="Cascadia Mono" w:hAnsi="Cascadia Mono" w:cs="Cascadia Mono"/>
-          <w:b w:val="0"/>
-          <w:sz w:val="19"/>
-        </w:rPr>
-        <w:t xml:space="preserve">                  'Необхідно провести комплексний аналіз запитів до бази даних, налаштувати індексацію для прискорення вибірки та видалити застарілі кешовані записи. Це дозволить суттєво підвищити швидкодію мобільного застосунку та знизити навантаження на серверну частину під час пікових навантажень.',</w:t>
-      </w:r>
-    </w:p>
-    <w:p>
-      <w:pPr>
-        <w:spacing w:line="190" w:lineRule="exact" w:after="0"/>
-        <w:jc w:val="left"/>
-      </w:pPr>
-      <w:r>
-        <w:rPr>
-          <w:rFonts w:ascii="Cascadia Mono" w:hAnsi="Cascadia Mono" w:cs="Cascadia Mono"/>
-          <w:b w:val="0"/>
-          <w:sz w:val="19"/>
-        </w:rPr>
-        <w:t xml:space="preserve">                  style: TextStyle(</w:t>
-      </w:r>
-    </w:p>
-    <w:p>
-      <w:pPr>
-        <w:spacing w:line="190" w:lineRule="exact" w:after="0"/>
-        <w:jc w:val="left"/>
-      </w:pPr>
-      <w:r>
-        <w:rPr>
-          <w:rFonts w:ascii="Cascadia Mono" w:hAnsi="Cascadia Mono" w:cs="Cascadia Mono"/>
-          <w:b w:val="0"/>
-          <w:sz w:val="19"/>
-        </w:rPr>
-        <w:t xml:space="preserve">                    fontSize: 15,</w:t>
-      </w:r>
-    </w:p>
-    <w:p>
-      <w:pPr>
-        <w:spacing w:line="190" w:lineRule="exact" w:after="0"/>
-        <w:jc w:val="left"/>
-      </w:pPr>
-      <w:r>
-        <w:rPr>
-          <w:rFonts w:ascii="Cascadia Mono" w:hAnsi="Cascadia Mono" w:cs="Cascadia Mono"/>
-          <w:b w:val="0"/>
-          <w:sz w:val="19"/>
-        </w:rPr>
-        <w:t xml:space="preserve">                    height: 1.5,</w:t>
-      </w:r>
-    </w:p>
-    <w:p>
-      <w:pPr>
-        <w:spacing w:line="190" w:lineRule="exact" w:after="0"/>
-        <w:jc w:val="left"/>
-      </w:pPr>
-      <w:r>
-        <w:rPr>
-          <w:rFonts w:ascii="Cascadia Mono" w:hAnsi="Cascadia Mono" w:cs="Cascadia Mono"/>
-          <w:b w:val="0"/>
-          <w:sz w:val="19"/>
-        </w:rPr>
-        <w:t xml:space="preserve">                    color: Colors.grey.shade300,</w:t>
-      </w:r>
-    </w:p>
-    <w:p>
-      <w:pPr>
-        <w:spacing w:line="190" w:lineRule="exact" w:after="0"/>
-        <w:jc w:val="left"/>
-      </w:pPr>
-      <w:r>
-        <w:rPr>
-          <w:rFonts w:ascii="Cascadia Mono" w:hAnsi="Cascadia Mono" w:cs="Cascadia Mono"/>
-          <w:b w:val="0"/>
-          <w:sz w:val="19"/>
-        </w:rPr>
-        <w:t xml:space="preserve">                  ),</w:t>
-      </w:r>
-    </w:p>
-    <w:p>
-      <w:pPr>
-        <w:spacing w:line="190" w:lineRule="exact" w:after="0"/>
-        <w:jc w:val="left"/>
-      </w:pPr>
-      <w:r>
-        <w:rPr>
-          <w:rFonts w:ascii="Cascadia Mono" w:hAnsi="Cascadia Mono" w:cs="Cascadia Mono"/>
-          <w:b w:val="0"/>
-          <w:sz w:val="19"/>
-        </w:rPr>
-        <w:t xml:space="preserve">                  maxLines: 6,</w:t>
-      </w:r>
-    </w:p>
-    <w:p>
-      <w:pPr>
-        <w:spacing w:line="190" w:lineRule="exact" w:after="0"/>
-        <w:jc w:val="left"/>
-      </w:pPr>
-      <w:r>
-        <w:rPr>
-          <w:rFonts w:ascii="Cascadia Mono" w:hAnsi="Cascadia Mono" w:cs="Cascadia Mono"/>
-          <w:b w:val="0"/>
-          <w:sz w:val="19"/>
-        </w:rPr>
-        <w:t xml:space="preserve">                  overflow: TextOverflow.ellipsis,</w:t>
-      </w:r>
-    </w:p>
-    <w:p>
-      <w:pPr>
-        <w:spacing w:line="190" w:lineRule="exact" w:after="0"/>
-        <w:jc w:val="left"/>
-      </w:pPr>
-      <w:r>
-        <w:rPr>
-          <w:rFonts w:ascii="Cascadia Mono" w:hAnsi="Cascadia Mono" w:cs="Cascadia Mono"/>
-          <w:b w:val="0"/>
-          <w:sz w:val="19"/>
-        </w:rPr>
-        <w:t xml:space="preserve">                ),</w:t>
-      </w:r>
-    </w:p>
-    <w:p>
-      <w:pPr>
-        <w:spacing w:line="190" w:lineRule="exact" w:after="0"/>
-        <w:jc w:val="left"/>
-      </w:pPr>
-      <w:r>
-        <w:rPr>
-          <w:rFonts w:ascii="Cascadia Mono" w:hAnsi="Cascadia Mono" w:cs="Cascadia Mono"/>
-          <w:b w:val="0"/>
-          <w:sz w:val="19"/>
-        </w:rPr>
-        <w:t xml:space="preserve">              ),</w:t>
-      </w:r>
-    </w:p>
-    <w:p>
-      <w:pPr>
-        <w:spacing w:line="190" w:lineRule="exact" w:after="0"/>
-        <w:jc w:val="left"/>
-      </w:pPr>
-      <w:r>
-        <w:rPr>
-          <w:rFonts w:ascii="Cascadia Mono" w:hAnsi="Cascadia Mono" w:cs="Cascadia Mono"/>
-          <w:b w:val="0"/>
-          <w:sz w:val="19"/>
-        </w:rPr>
-        <w:t xml:space="preserve">              const Spacer(),</w:t>
-      </w:r>
-    </w:p>
-    <w:p>
-      <w:pPr>
-        <w:spacing w:line="190" w:lineRule="exact" w:after="0"/>
-        <w:jc w:val="left"/>
-      </w:pPr>
-      <w:r>
-        <w:rPr>
-          <w:rFonts w:ascii="Cascadia Mono" w:hAnsi="Cascadia Mono" w:cs="Cascadia Mono"/>
-          <w:b w:val="0"/>
-          <w:sz w:val="19"/>
-        </w:rPr>
-        <w:t xml:space="preserve">              Row(</w:t>
-      </w:r>
-    </w:p>
-    <w:p>
-      <w:pPr>
-        <w:spacing w:line="190" w:lineRule="exact" w:after="0"/>
-        <w:jc w:val="left"/>
-      </w:pPr>
-      <w:r>
-        <w:rPr>
-          <w:rFonts w:ascii="Cascadia Mono" w:hAnsi="Cascadia Mono" w:cs="Cascadia Mono"/>
-          <w:b w:val="0"/>
-          <w:sz w:val="19"/>
-        </w:rPr>
-        <w:t xml:space="preserve">                children: [</w:t>
-      </w:r>
-    </w:p>
-    <w:p>
-      <w:pPr>
-        <w:spacing w:line="190" w:lineRule="exact" w:after="0"/>
-        <w:jc w:val="left"/>
-      </w:pPr>
-      <w:r>
-        <w:rPr>
-          <w:rFonts w:ascii="Cascadia Mono" w:hAnsi="Cascadia Mono" w:cs="Cascadia Mono"/>
-          <w:b w:val="0"/>
-          <w:sz w:val="19"/>
-        </w:rPr>
-        <w:t xml:space="preserve">                  Expanded(</w:t>
-      </w:r>
-    </w:p>
-    <w:p>
-      <w:pPr>
-        <w:spacing w:line="190" w:lineRule="exact" w:after="0"/>
-        <w:jc w:val="left"/>
-      </w:pPr>
-      <w:r>
-        <w:rPr>
-          <w:rFonts w:ascii="Cascadia Mono" w:hAnsi="Cascadia Mono" w:cs="Cascadia Mono"/>
-          <w:b w:val="0"/>
-          <w:sz w:val="19"/>
-        </w:rPr>
-        <w:t xml:space="preserve">                    child: ElevatedButton(</w:t>
-      </w:r>
-    </w:p>
-    <w:p>
-      <w:pPr>
-        <w:spacing w:line="190" w:lineRule="exact" w:after="0"/>
-        <w:jc w:val="left"/>
-      </w:pPr>
-      <w:r>
-        <w:rPr>
-          <w:rFonts w:ascii="Cascadia Mono" w:hAnsi="Cascadia Mono" w:cs="Cascadia Mono"/>
-          <w:b w:val="0"/>
-          <w:sz w:val="19"/>
-        </w:rPr>
-        <w:t xml:space="preserve">                      onPressed: () =&gt; _showMessage('Завдання успішно виконано!'),</w:t>
-      </w:r>
-    </w:p>
-    <w:p>
-      <w:pPr>
-        <w:spacing w:line="190" w:lineRule="exact" w:after="0"/>
-        <w:jc w:val="left"/>
-      </w:pPr>
-      <w:r>
-        <w:rPr>
-          <w:rFonts w:ascii="Cascadia Mono" w:hAnsi="Cascadia Mono" w:cs="Cascadia Mono"/>
-          <w:b w:val="0"/>
-          <w:sz w:val="19"/>
-        </w:rPr>
-        <w:t xml:space="preserve">                      style: ElevatedButton.styleFrom(</w:t>
-      </w:r>
-    </w:p>
-    <w:p>
-      <w:pPr>
-        <w:spacing w:line="190" w:lineRule="exact" w:after="0"/>
-        <w:jc w:val="left"/>
-      </w:pPr>
-      <w:r>
-        <w:rPr>
-          <w:rFonts w:ascii="Cascadia Mono" w:hAnsi="Cascadia Mono" w:cs="Cascadia Mono"/>
-          <w:b w:val="0"/>
-          <w:sz w:val="19"/>
-        </w:rPr>
-        <w:t xml:space="preserve">                        backgroundColor: const Color(0xFFD4FF00),</w:t>
-      </w:r>
-    </w:p>
-    <w:p>
-      <w:pPr>
-        <w:spacing w:line="190" w:lineRule="exact" w:after="0"/>
-        <w:jc w:val="left"/>
-      </w:pPr>
-      <w:r>
-        <w:rPr>
-          <w:rFonts w:ascii="Cascadia Mono" w:hAnsi="Cascadia Mono" w:cs="Cascadia Mono"/>
-          <w:b w:val="0"/>
-          <w:sz w:val="19"/>
-        </w:rPr>
-        <w:t xml:space="preserve">                        foregroundColor: const Color(0xFF0D0F13),</w:t>
-      </w:r>
-    </w:p>
-    <w:p>
-      <w:pPr>
-        <w:spacing w:line="190" w:lineRule="exact" w:after="0"/>
-        <w:jc w:val="left"/>
-      </w:pPr>
-      <w:r>
-        <w:rPr>
-          <w:rFonts w:ascii="Cascadia Mono" w:hAnsi="Cascadia Mono" w:cs="Cascadia Mono"/>
-          <w:b w:val="0"/>
-          <w:sz w:val="19"/>
-        </w:rPr>
-        <w:t xml:space="preserve">                        padding: const EdgeInsets.symmetric(vertical: 14),</w:t>
-      </w:r>
-    </w:p>
-    <w:p>
-      <w:pPr>
-        <w:spacing w:line="190" w:lineRule="exact" w:after="0"/>
-        <w:jc w:val="left"/>
-      </w:pPr>
-      <w:r>
-        <w:rPr>
-          <w:rFonts w:ascii="Cascadia Mono" w:hAnsi="Cascadia Mono" w:cs="Cascadia Mono"/>
-          <w:b w:val="0"/>
-          <w:sz w:val="19"/>
-        </w:rPr>
-        <w:t xml:space="preserve">                        shape: RoundedRectangleBorder(</w:t>
-      </w:r>
-    </w:p>
-    <w:p>
-      <w:pPr>
-        <w:spacing w:line="190" w:lineRule="exact" w:after="0"/>
-        <w:jc w:val="left"/>
-      </w:pPr>
-      <w:r>
-        <w:rPr>
-          <w:rFonts w:ascii="Cascadia Mono" w:hAnsi="Cascadia Mono" w:cs="Cascadia Mono"/>
-          <w:b w:val="0"/>
-          <w:sz w:val="19"/>
-        </w:rPr>
-        <w:t xml:space="preserve">                          borderRadius: BorderRadius.circular(24),</w:t>
-      </w:r>
-    </w:p>
-    <w:p>
-      <w:pPr>
-        <w:spacing w:line="190" w:lineRule="exact" w:after="0"/>
-        <w:jc w:val="left"/>
-      </w:pPr>
-      <w:r>
-        <w:rPr>
-          <w:rFonts w:ascii="Cascadia Mono" w:hAnsi="Cascadia Mono" w:cs="Cascadia Mono"/>
-          <w:b w:val="0"/>
-          <w:sz w:val="19"/>
-        </w:rPr>
-        <w:t xml:space="preserve">                        ),</w:t>
-      </w:r>
-    </w:p>
-    <w:p>
-      <w:pPr>
-        <w:spacing w:line="190" w:lineRule="exact" w:after="0"/>
-        <w:jc w:val="left"/>
-      </w:pPr>
-      <w:r>
-        <w:rPr>
-          <w:rFonts w:ascii="Cascadia Mono" w:hAnsi="Cascadia Mono" w:cs="Cascadia Mono"/>
-          <w:b w:val="0"/>
-          <w:sz w:val="19"/>
-        </w:rPr>
-        <w:t xml:space="preserve">                        textStyle: const TextStyle(</w:t>
-      </w:r>
-    </w:p>
-    <w:p>
-      <w:pPr>
-        <w:spacing w:line="190" w:lineRule="exact" w:after="0"/>
-        <w:jc w:val="left"/>
-      </w:pPr>
-      <w:r>
-        <w:rPr>
-          <w:rFonts w:ascii="Cascadia Mono" w:hAnsi="Cascadia Mono" w:cs="Cascadia Mono"/>
-          <w:b w:val="0"/>
-          <w:sz w:val="19"/>
-        </w:rPr>
-        <w:t xml:space="preserve">                          fontSize: 15,</w:t>
-      </w:r>
-    </w:p>
-    <w:p>
-      <w:pPr>
-        <w:spacing w:line="190" w:lineRule="exact" w:after="0"/>
-        <w:jc w:val="left"/>
-      </w:pPr>
-      <w:r>
-        <w:rPr>
-          <w:rFonts w:ascii="Cascadia Mono" w:hAnsi="Cascadia Mono" w:cs="Cascadia Mono"/>
-          <w:b w:val="0"/>
-          <w:sz w:val="19"/>
-        </w:rPr>
-        <w:t xml:space="preserve">                          fontWeight: FontWeight.bold,</w:t>
-      </w:r>
-    </w:p>
-    <w:p>
-      <w:pPr>
-        <w:spacing w:line="190" w:lineRule="exact" w:after="0"/>
-        <w:jc w:val="left"/>
-      </w:pPr>
-      <w:r>
-        <w:rPr>
-          <w:rFonts w:ascii="Cascadia Mono" w:hAnsi="Cascadia Mono" w:cs="Cascadia Mono"/>
-          <w:b w:val="0"/>
-          <w:sz w:val="19"/>
-        </w:rPr>
-        <w:t xml:space="preserve">                        ),</w:t>
-      </w:r>
-    </w:p>
-    <w:p>
-      <w:pPr>
-        <w:spacing w:line="190" w:lineRule="exact" w:after="0"/>
-        <w:jc w:val="left"/>
-      </w:pPr>
-      <w:r>
-        <w:rPr>
-          <w:rFonts w:ascii="Cascadia Mono" w:hAnsi="Cascadia Mono" w:cs="Cascadia Mono"/>
-          <w:b w:val="0"/>
-          <w:sz w:val="19"/>
-        </w:rPr>
-        <w:t xml:space="preserve">                      ),</w:t>
-      </w:r>
-    </w:p>
-    <w:p>
-      <w:pPr>
-        <w:spacing w:line="190" w:lineRule="exact" w:after="0"/>
-        <w:jc w:val="left"/>
-      </w:pPr>
-      <w:r>
-        <w:rPr>
-          <w:rFonts w:ascii="Cascadia Mono" w:hAnsi="Cascadia Mono" w:cs="Cascadia Mono"/>
-          <w:b w:val="0"/>
-          <w:sz w:val="19"/>
-        </w:rPr>
-        <w:t xml:space="preserve">                      child: const Text('Виконати'),</w:t>
-      </w:r>
-    </w:p>
-    <w:p>
-      <w:pPr>
-        <w:spacing w:line="190" w:lineRule="exact" w:after="0"/>
-        <w:jc w:val="left"/>
-      </w:pPr>
-      <w:r>
-        <w:rPr>
-          <w:rFonts w:ascii="Cascadia Mono" w:hAnsi="Cascadia Mono" w:cs="Cascadia Mono"/>
-          <w:b w:val="0"/>
-          <w:sz w:val="19"/>
-        </w:rPr>
-        <w:t xml:space="preserve">                    ),</w:t>
-      </w:r>
-    </w:p>
-    <w:p>
-      <w:pPr>
-        <w:spacing w:line="190" w:lineRule="exact" w:after="0"/>
-        <w:jc w:val="left"/>
-      </w:pPr>
-      <w:r>
-        <w:rPr>
-          <w:rFonts w:ascii="Cascadia Mono" w:hAnsi="Cascadia Mono" w:cs="Cascadia Mono"/>
-          <w:b w:val="0"/>
-          <w:sz w:val="19"/>
-        </w:rPr>
-        <w:t xml:space="preserve">                  ),</w:t>
-      </w:r>
-    </w:p>
-    <w:p>
-      <w:pPr>
-        <w:spacing w:line="190" w:lineRule="exact" w:after="0"/>
-        <w:jc w:val="left"/>
-      </w:pPr>
-      <w:r>
-        <w:rPr>
-          <w:rFonts w:ascii="Cascadia Mono" w:hAnsi="Cascadia Mono" w:cs="Cascadia Mono"/>
-          <w:b w:val="0"/>
-          <w:sz w:val="19"/>
-        </w:rPr>
-        <w:t xml:space="preserve">                  const SizedBox(width: 12),</w:t>
-      </w:r>
-    </w:p>
-    <w:p>
-      <w:pPr>
-        <w:spacing w:line="190" w:lineRule="exact" w:after="0"/>
-        <w:jc w:val="left"/>
-      </w:pPr>
-      <w:r>
-        <w:rPr>
-          <w:rFonts w:ascii="Cascadia Mono" w:hAnsi="Cascadia Mono" w:cs="Cascadia Mono"/>
-          <w:b w:val="0"/>
-          <w:sz w:val="19"/>
-        </w:rPr>
-        <w:t xml:space="preserve">                  Expanded(</w:t>
-      </w:r>
-    </w:p>
-    <w:p>
-      <w:pPr>
-        <w:spacing w:line="190" w:lineRule="exact" w:after="0"/>
-        <w:jc w:val="left"/>
-      </w:pPr>
-      <w:r>
-        <w:rPr>
-          <w:rFonts w:ascii="Cascadia Mono" w:hAnsi="Cascadia Mono" w:cs="Cascadia Mono"/>
-          <w:b w:val="0"/>
-          <w:sz w:val="19"/>
-        </w:rPr>
-        <w:t xml:space="preserve">                    child: OutlinedButton(</w:t>
-      </w:r>
-    </w:p>
-    <w:p>
-      <w:pPr>
-        <w:spacing w:line="190" w:lineRule="exact" w:after="0"/>
-        <w:jc w:val="left"/>
-      </w:pPr>
-      <w:r>
-        <w:rPr>
-          <w:rFonts w:ascii="Cascadia Mono" w:hAnsi="Cascadia Mono" w:cs="Cascadia Mono"/>
-          <w:b w:val="0"/>
-          <w:sz w:val="19"/>
-        </w:rPr>
-        <w:t xml:space="preserve">                      onPressed: () =&gt; _showMessage('Завдання відкладено'),</w:t>
-      </w:r>
-    </w:p>
-    <w:p>
-      <w:pPr>
-        <w:spacing w:line="190" w:lineRule="exact" w:after="0"/>
-        <w:jc w:val="left"/>
-      </w:pPr>
-      <w:r>
-        <w:rPr>
-          <w:rFonts w:ascii="Cascadia Mono" w:hAnsi="Cascadia Mono" w:cs="Cascadia Mono"/>
-          <w:b w:val="0"/>
-          <w:sz w:val="19"/>
-        </w:rPr>
-        <w:t xml:space="preserve">                      style: OutlinedButton.styleFrom(</w:t>
-      </w:r>
-    </w:p>
-    <w:p>
-      <w:pPr>
-        <w:spacing w:line="190" w:lineRule="exact" w:after="0"/>
-        <w:jc w:val="left"/>
-      </w:pPr>
-      <w:r>
-        <w:rPr>
-          <w:rFonts w:ascii="Cascadia Mono" w:hAnsi="Cascadia Mono" w:cs="Cascadia Mono"/>
-          <w:b w:val="0"/>
-          <w:sz w:val="19"/>
-        </w:rPr>
-        <w:t xml:space="preserve">                        foregroundColor: Colors.white,</w:t>
-      </w:r>
-    </w:p>
-    <w:p>
-      <w:pPr>
-        <w:spacing w:line="190" w:lineRule="exact" w:after="0"/>
-        <w:jc w:val="left"/>
-      </w:pPr>
-      <w:r>
-        <w:rPr>
-          <w:rFonts w:ascii="Cascadia Mono" w:hAnsi="Cascadia Mono" w:cs="Cascadia Mono"/>
-          <w:b w:val="0"/>
-          <w:sz w:val="19"/>
-        </w:rPr>
-        <w:t xml:space="preserve">                        side: const BorderSide(</w:t>
-      </w:r>
-    </w:p>
-    <w:p>
-      <w:pPr>
-        <w:spacing w:line="190" w:lineRule="exact" w:after="0"/>
-        <w:jc w:val="left"/>
-      </w:pPr>
-      <w:r>
-        <w:rPr>
-          <w:rFonts w:ascii="Cascadia Mono" w:hAnsi="Cascadia Mono" w:cs="Cascadia Mono"/>
-          <w:b w:val="0"/>
-          <w:sz w:val="19"/>
-        </w:rPr>
-        <w:t xml:space="preserve">                          color: Color(0xFF2A3142),</w:t>
-      </w:r>
-    </w:p>
-    <w:p>
-      <w:pPr>
-        <w:spacing w:line="190" w:lineRule="exact" w:after="0"/>
-        <w:jc w:val="left"/>
-      </w:pPr>
-      <w:r>
-        <w:rPr>
-          <w:rFonts w:ascii="Cascadia Mono" w:hAnsi="Cascadia Mono" w:cs="Cascadia Mono"/>
-          <w:b w:val="0"/>
-          <w:sz w:val="19"/>
-        </w:rPr>
-        <w:t xml:space="preserve">                          width: 1.5,</w:t>
-      </w:r>
-    </w:p>
-    <w:p>
-      <w:pPr>
-        <w:spacing w:line="190" w:lineRule="exact" w:after="0"/>
-        <w:jc w:val="left"/>
-      </w:pPr>
-      <w:r>
-        <w:rPr>
-          <w:rFonts w:ascii="Cascadia Mono" w:hAnsi="Cascadia Mono" w:cs="Cascadia Mono"/>
-          <w:b w:val="0"/>
-          <w:sz w:val="19"/>
-        </w:rPr>
-        <w:t xml:space="preserve">                        ),</w:t>
-      </w:r>
-    </w:p>
-    <w:p>
-      <w:pPr>
-        <w:spacing w:line="190" w:lineRule="exact" w:after="0"/>
-        <w:jc w:val="left"/>
-      </w:pPr>
-      <w:r>
-        <w:rPr>
-          <w:rFonts w:ascii="Cascadia Mono" w:hAnsi="Cascadia Mono" w:cs="Cascadia Mono"/>
-          <w:b w:val="0"/>
-          <w:sz w:val="19"/>
-        </w:rPr>
-        <w:t xml:space="preserve">                        padding: const EdgeInsets.symmetric(vertical: 14),</w:t>
-      </w:r>
-    </w:p>
-    <w:p>
-      <w:pPr>
-        <w:spacing w:line="190" w:lineRule="exact" w:after="0"/>
-        <w:jc w:val="left"/>
-      </w:pPr>
-      <w:r>
-        <w:rPr>
-          <w:rFonts w:ascii="Cascadia Mono" w:hAnsi="Cascadia Mono" w:cs="Cascadia Mono"/>
-          <w:b w:val="0"/>
-          <w:sz w:val="19"/>
-        </w:rPr>
-        <w:t xml:space="preserve">                        shape: RoundedRectangleBorder(</w:t>
-      </w:r>
-    </w:p>
-    <w:p>
-      <w:pPr>
-        <w:spacing w:line="190" w:lineRule="exact" w:after="0"/>
-        <w:jc w:val="left"/>
-      </w:pPr>
-      <w:r>
-        <w:rPr>
-          <w:rFonts w:ascii="Cascadia Mono" w:hAnsi="Cascadia Mono" w:cs="Cascadia Mono"/>
-          <w:b w:val="0"/>
-          <w:sz w:val="19"/>
-        </w:rPr>
-        <w:t xml:space="preserve">                          borderRadius: BorderRadius.circular(24),</w:t>
-      </w:r>
-    </w:p>
-    <w:p>
-      <w:pPr>
-        <w:spacing w:line="190" w:lineRule="exact" w:after="0"/>
-        <w:jc w:val="left"/>
-      </w:pPr>
-      <w:r>
-        <w:rPr>
-          <w:rFonts w:ascii="Cascadia Mono" w:hAnsi="Cascadia Mono" w:cs="Cascadia Mono"/>
-          <w:b w:val="0"/>
-          <w:sz w:val="19"/>
-        </w:rPr>
-        <w:t xml:space="preserve">                        ),</w:t>
-      </w:r>
-    </w:p>
-    <w:p>
-      <w:pPr>
-        <w:spacing w:line="190" w:lineRule="exact" w:after="0"/>
-        <w:jc w:val="left"/>
-      </w:pPr>
-      <w:r>
-        <w:rPr>
-          <w:rFonts w:ascii="Cascadia Mono" w:hAnsi="Cascadia Mono" w:cs="Cascadia Mono"/>
-          <w:b w:val="0"/>
-          <w:sz w:val="19"/>
-        </w:rPr>
-        <w:t xml:space="preserve">                        textStyle: const TextStyle(</w:t>
-      </w:r>
-    </w:p>
-    <w:p>
-      <w:pPr>
-        <w:spacing w:line="190" w:lineRule="exact" w:after="0"/>
-        <w:jc w:val="left"/>
-      </w:pPr>
-      <w:r>
-        <w:rPr>
-          <w:rFonts w:ascii="Cascadia Mono" w:hAnsi="Cascadia Mono" w:cs="Cascadia Mono"/>
-          <w:b w:val="0"/>
-          <w:sz w:val="19"/>
-        </w:rPr>
-        <w:t xml:space="preserve">                          fontSize: 15,</w:t>
-      </w:r>
-    </w:p>
-    <w:p>
-      <w:pPr>
-        <w:spacing w:line="190" w:lineRule="exact" w:after="0"/>
-        <w:jc w:val="left"/>
-      </w:pPr>
-      <w:r>
-        <w:rPr>
-          <w:rFonts w:ascii="Cascadia Mono" w:hAnsi="Cascadia Mono" w:cs="Cascadia Mono"/>
-          <w:b w:val="0"/>
-          <w:sz w:val="19"/>
-        </w:rPr>
-        <w:t xml:space="preserve">                          fontWeight: FontWeight.bold,</w:t>
-      </w:r>
-    </w:p>
-    <w:p>
-      <w:pPr>
-        <w:spacing w:line="190" w:lineRule="exact" w:after="0"/>
-        <w:jc w:val="left"/>
-      </w:pPr>
-      <w:r>
-        <w:rPr>
-          <w:rFonts w:ascii="Cascadia Mono" w:hAnsi="Cascadia Mono" w:cs="Cascadia Mono"/>
-          <w:b w:val="0"/>
-          <w:sz w:val="19"/>
-        </w:rPr>
-        <w:t xml:space="preserve">                        ),</w:t>
-      </w:r>
-    </w:p>
-    <w:p>
-      <w:pPr>
-        <w:spacing w:line="190" w:lineRule="exact" w:after="0"/>
-        <w:jc w:val="left"/>
-      </w:pPr>
-      <w:r>
-        <w:rPr>
-          <w:rFonts w:ascii="Cascadia Mono" w:hAnsi="Cascadia Mono" w:cs="Cascadia Mono"/>
-          <w:b w:val="0"/>
-          <w:sz w:val="19"/>
-        </w:rPr>
-        <w:t xml:space="preserve">                      ),</w:t>
-      </w:r>
-    </w:p>
-    <w:p>
-      <w:pPr>
-        <w:spacing w:line="190" w:lineRule="exact" w:after="0"/>
-        <w:jc w:val="left"/>
-      </w:pPr>
-      <w:r>
-        <w:rPr>
-          <w:rFonts w:ascii="Cascadia Mono" w:hAnsi="Cascadia Mono" w:cs="Cascadia Mono"/>
-          <w:b w:val="0"/>
-          <w:sz w:val="19"/>
-        </w:rPr>
-        <w:t xml:space="preserve">                      child: const Text('Відкласти'),</w:t>
-      </w:r>
-    </w:p>
-    <w:p>
-      <w:pPr>
-        <w:spacing w:line="190" w:lineRule="exact" w:after="0"/>
-        <w:jc w:val="left"/>
-      </w:pPr>
-      <w:r>
-        <w:rPr>
-          <w:rFonts w:ascii="Cascadia Mono" w:hAnsi="Cascadia Mono" w:cs="Cascadia Mono"/>
-          <w:b w:val="0"/>
-          <w:sz w:val="19"/>
-        </w:rPr>
-        <w:t xml:space="preserve">                    ),</w:t>
-      </w:r>
-    </w:p>
-    <w:p>
-      <w:pPr>
-        <w:spacing w:line="190" w:lineRule="exact" w:after="0"/>
-        <w:jc w:val="left"/>
-      </w:pPr>
-      <w:r>
-        <w:rPr>
-          <w:rFonts w:ascii="Cascadia Mono" w:hAnsi="Cascadia Mono" w:cs="Cascadia Mono"/>
-          <w:b w:val="0"/>
-          <w:sz w:val="19"/>
-        </w:rPr>
-        <w:t xml:space="preserve">                  ),</w:t>
-      </w:r>
-    </w:p>
-    <w:p>
-      <w:pPr>
-        <w:spacing w:line="190" w:lineRule="exact" w:after="0"/>
-        <w:jc w:val="left"/>
-      </w:pPr>
-      <w:r>
-        <w:rPr>
-          <w:rFonts w:ascii="Cascadia Mono" w:hAnsi="Cascadia Mono" w:cs="Cascadia Mono"/>
-          <w:b w:val="0"/>
-          <w:sz w:val="19"/>
-        </w:rPr>
-        <w:t xml:space="preserve">                ],</w:t>
-      </w:r>
-    </w:p>
-    <w:p>
-      <w:pPr>
-        <w:spacing w:line="190" w:lineRule="exact" w:after="0"/>
-        <w:jc w:val="left"/>
-      </w:pPr>
-      <w:r>
-        <w:rPr>
-          <w:rFonts w:ascii="Cascadia Mono" w:hAnsi="Cascadia Mono" w:cs="Cascadia Mono"/>
-          <w:b w:val="0"/>
-          <w:sz w:val="19"/>
-        </w:rPr>
-        <w:t xml:space="preserve">              ),</w:t>
-      </w:r>
-    </w:p>
-    <w:p>
-      <w:pPr>
-        <w:spacing w:line="190" w:lineRule="exact" w:after="0"/>
-        <w:jc w:val="left"/>
-      </w:pPr>
-      <w:r>
-        <w:rPr>
-          <w:rFonts w:ascii="Cascadia Mono" w:hAnsi="Cascadia Mono" w:cs="Cascadia Mono"/>
-          <w:b w:val="0"/>
-          <w:sz w:val="19"/>
-        </w:rPr>
-        <w:t xml:space="preserve">            ],</w:t>
-      </w:r>
-    </w:p>
-    <w:p>
-      <w:pPr>
-        <w:spacing w:line="190" w:lineRule="exact" w:after="0"/>
-        <w:jc w:val="left"/>
-      </w:pPr>
-      <w:r>
-        <w:rPr>
-          <w:rFonts w:ascii="Cascadia Mono" w:hAnsi="Cascadia Mono" w:cs="Cascadia Mono"/>
-          <w:b w:val="0"/>
-          <w:sz w:val="19"/>
-        </w:rPr>
-        <w:t xml:space="preserve">          ),</w:t>
-      </w:r>
-    </w:p>
-    <w:p>
-      <w:pPr>
-        <w:spacing w:line="190" w:lineRule="exact" w:after="0"/>
-        <w:jc w:val="left"/>
-      </w:pPr>
-      <w:r>
-        <w:rPr>
-          <w:rFonts w:ascii="Cascadia Mono" w:hAnsi="Cascadia Mono" w:cs="Cascadia Mono"/>
-          <w:b w:val="0"/>
-          <w:sz w:val="19"/>
-        </w:rPr>
-        <w:t xml:space="preserve">        ),</w:t>
-      </w:r>
-    </w:p>
-    <w:p>
-      <w:pPr>
-        <w:spacing w:line="190" w:lineRule="exact" w:after="0"/>
-        <w:jc w:val="left"/>
-      </w:pPr>
-      <w:r>
-        <w:rPr>
-          <w:rFonts w:ascii="Cascadia Mono" w:hAnsi="Cascadia Mono" w:cs="Cascadia Mono"/>
-          <w:b w:val="0"/>
-          <w:sz w:val="19"/>
-        </w:rPr>
-        <w:t xml:space="preserve">      ),</w:t>
-      </w:r>
-    </w:p>
-    <w:p>
-      <w:pPr>
-        <w:spacing w:line="190" w:lineRule="exact" w:after="0"/>
-        <w:jc w:val="left"/>
-      </w:pPr>
-      <w:r>
-        <w:rPr>
-          <w:rFonts w:ascii="Cascadia Mono" w:hAnsi="Cascadia Mono" w:cs="Cascadia Mono"/>
-          <w:b w:val="0"/>
-          <w:sz w:val="19"/>
-        </w:rPr>
-        <w:t xml:space="preserve">    );</w:t>
-      </w:r>
-    </w:p>
-    <w:p>
-      <w:pPr>
-        <w:spacing w:line="190" w:lineRule="exact" w:after="0"/>
-        <w:jc w:val="left"/>
-      </w:pPr>
-      <w:r>
-        <w:rPr>
-          <w:rFonts w:ascii="Cascadia Mono" w:hAnsi="Cascadia Mono" w:cs="Cascadia Mono"/>
-          <w:b w:val="0"/>
-          <w:sz w:val="19"/>
-        </w:rPr>
-        <w:t xml:space="preserve">  }</w:t>
+        <w:t xml:space="preserve">  // ... (пропуск неістотних рядків)</w:t>
       </w:r>
     </w:p>
     <w:p>

--- a/Lab_3/ПМД_КН-2327Б_Багрій-Белз_ЛР-3.docx
+++ b/Lab_3/ПМД_КН-2327Б_Багрій-Белз_ЛР-3.docx
@@ -708,6 +708,34 @@
     </w:p>
     <w:p>
       <w:pPr>
+        <w:spacing w:line="276" w:lineRule="auto" w:after="0"/>
+        <w:jc w:val="both"/>
+      </w:pPr>
+      <w:r>
+        <w:rPr>
+          <w:rFonts w:ascii="Times New Roman" w:hAnsi="Times New Roman" w:cs="Times New Roman"/>
+          <w:b w:val="0"/>
+          <w:sz w:val="28"/>
+        </w:rPr>
+        <w:t>Репозиторій з кодом лабораторних робіт: https://github.com/bahriibelzandrii/PMD</w:t>
+      </w:r>
+    </w:p>
+    <w:p>
+      <w:pPr>
+        <w:spacing w:line="276" w:lineRule="auto" w:after="0"/>
+        <w:jc w:val="both"/>
+      </w:pPr>
+      <w:r>
+        <w:rPr>
+          <w:rFonts w:ascii="Times New Roman" w:hAnsi="Times New Roman" w:cs="Times New Roman"/>
+          <w:b w:val="0"/>
+          <w:sz w:val="28"/>
+        </w:rPr>
+        <w:t>Код і матеріали цієї лабораторної роботи: https://github.com/bahriibelzandrii/PMD/tree/main/Lab_3</w:t>
+      </w:r>
+    </w:p>
+    <w:p>
+      <w:pPr>
         <w:spacing w:line="276" w:lineRule="auto"/>
         <w:jc w:val="both"/>
       </w:pPr>
